--- a/backend/data/corpus/DOC-20210810-030.docx
+++ b/backend/data/corpus/DOC-20210810-030.docx
@@ -63,7 +63,7 @@
           <w:b/>
           <w:sz w:val="21"/>
         </w:rPr>
-        <w:t>Anouk Brannigan, MD, Windrow Neuroscience Center, Eugene, OR (RSM)</w:t>
+        <w:t>Cormac Grierson, MD, Palmetto Neurology Institute, Buffalo, NY (RSM)</w:t>
       </w:r>
     </w:p>
     <w:p>
@@ -71,7 +71,7 @@
         <w:rPr>
           <w:sz w:val="21"/>
         </w:rPr>
-        <w:t>&gt; Caught a full window outside the EEG suite between patients.</w:t>
+        <w:t>&gt; Titration scheduling is handled by nursing staff, which the practice finds workable.</w:t>
       </w:r>
     </w:p>
     <w:p>
@@ -79,7 +79,7 @@
         <w:rPr>
           <w:sz w:val="21"/>
         </w:rPr>
-        <w:t>&gt; Spent some time on the refractory group and how workup decisions get sequenced.</w:t>
+        <w:t>&gt; Talked through the pediatric-to-adult transfers in general terms, without any specific case.</w:t>
       </w:r>
     </w:p>
     <w:p>
@@ -87,7 +87,7 @@
         <w:rPr>
           <w:sz w:val="21"/>
         </w:rPr>
-        <w:t>&gt; Onboarding a front-desk coordinator is the current preoccupation here.</w:t>
+        <w:t>&gt; Mostly small talk about the program and the venue.</w:t>
       </w:r>
     </w:p>
     <w:p>
@@ -103,7 +103,111 @@
           <w:b/>
           <w:sz w:val="21"/>
         </w:rPr>
-        <w:t>Imani Okafor, MD, Smoky Ridge Medical Center, Knoxville, TN (RSM)</w:t>
+        <w:t>Wilhelmina Tavernier, MD, Lakeshore Neurological Care Center, Waco, TX (RSM)</w:t>
+      </w:r>
+    </w:p>
+    <w:p>
+      <w:r>
+        <w:rPr>
+          <w:sz w:val="21"/>
+        </w:rPr>
+        <w:t>&gt; An unexpectedly long meeting in the reading room, first one this quarter.</w:t>
+      </w:r>
+    </w:p>
+    <w:p>
+      <w:r>
+        <w:rPr>
+          <w:sz w:val="21"/>
+        </w:rPr>
+        <w:t>&gt; Titration habits came up in general terms; no specifics were discussed and none were offered.</w:t>
+      </w:r>
+    </w:p>
+    <w:p>
+      <w:r>
+        <w:rPr>
+          <w:sz w:val="21"/>
+        </w:rPr>
+        <w:t>&gt; Mentioned a session summary from a colleague but did not raise any specific finding.</w:t>
+      </w:r>
+    </w:p>
+    <w:p>
+      <w:r>
+        <w:rPr>
+          <w:sz w:val="21"/>
+        </w:rPr>
+      </w:r>
+    </w:p>
+    <w:p>
+      <w:r>
+        <w:rPr>
+          <w:b/>
+          <w:sz w:val="21"/>
+        </w:rPr>
+        <w:t>Imani Grierson, MD, Foxglove Health Neurology, Wichita, KS (RSM)</w:t>
+      </w:r>
+    </w:p>
+    <w:p>
+      <w:r>
+        <w:rPr>
+          <w:sz w:val="21"/>
+        </w:rPr>
+        <w:t>&gt; Mentioned a guideline update discussed at journal club but did not raise any specific finding.</w:t>
+      </w:r>
+    </w:p>
+    <w:p>
+      <w:r>
+        <w:rPr>
+          <w:sz w:val="21"/>
+        </w:rPr>
+        <w:t>&gt; The practice lost two medical assistants and has not backfilled, so routine follow-up slots has stretched out.</w:t>
+      </w:r>
+    </w:p>
+    <w:p>
+      <w:r>
+        <w:rPr>
+          <w:sz w:val="21"/>
+        </w:rPr>
+        <w:t>&gt; Referral patterns into this clinic have changed, and newly referred patients is a bigger share than it was.</w:t>
+      </w:r>
+    </w:p>
+    <w:p>
+      <w:r>
+        <w:rPr>
+          <w:sz w:val="21"/>
+        </w:rPr>
+        <w:t>&gt; The travel schedule this year came up, and little else.</w:t>
+      </w:r>
+    </w:p>
+    <w:p>
+      <w:r>
+        <w:rPr>
+          <w:sz w:val="21"/>
+        </w:rPr>
+      </w:r>
+    </w:p>
+    <w:p>
+      <w:r>
+        <w:rPr>
+          <w:b/>
+          <w:sz w:val="21"/>
+        </w:rPr>
+        <w:t>Darius Prendergast, MD, Quarry Hill Epilepsy Center, Duluth, MN (RSM)</w:t>
+      </w:r>
+    </w:p>
+    <w:p>
+      <w:r>
+        <w:rPr>
+          <w:sz w:val="21"/>
+        </w:rPr>
+        <w:t>&gt; A compressed visit at the nurses' station; the schedule was tight.</w:t>
+      </w:r>
+    </w:p>
+    <w:p>
+      <w:r>
+        <w:rPr>
+          <w:sz w:val="21"/>
+        </w:rPr>
+        <w:t>&gt; Described the practice as early in its experience here, with nothing to report yet.</w:t>
       </w:r>
     </w:p>
     <w:p>
@@ -119,15 +223,7 @@
         <w:rPr>
           <w:sz w:val="21"/>
         </w:rPr>
-        <w:t>&gt; This practice is still building familiarity with the product and had no clinical points to raise.</w:t>
-      </w:r>
-    </w:p>
-    <w:p>
-      <w:r>
-        <w:rPr>
-          <w:sz w:val="21"/>
-        </w:rPr>
-        <w:t>&gt; The scheduling system is still being sorted out, and that took up the first part of the conversation.</w:t>
+        <w:t>&gt; Referenced a case series someone forwarded in passing.</w:t>
       </w:r>
     </w:p>
     <w:p>
@@ -143,7 +239,7 @@
           <w:b/>
           <w:sz w:val="21"/>
         </w:rPr>
-        <w:t>Lukas Ravenscroft, MD, Fox Hollow Neurology Partners, Mobile, AL (RSM)</w:t>
+        <w:t>Tadeo Eastmond, MD, Sable Creek Medical Group, Provo, UT (RSM)</w:t>
       </w:r>
     </w:p>
     <w:p>
@@ -151,7 +247,31 @@
         <w:rPr>
           <w:sz w:val="21"/>
         </w:rPr>
-        <w:t>&gt; A short meeting in the shared office, first one this quarter.</w:t>
+        <w:t>&gt; No materials requested this time. Asked about safety and confirmed nothing to report.</w:t>
+      </w:r>
+    </w:p>
+    <w:p>
+      <w:r>
+        <w:rPr>
+          <w:sz w:val="21"/>
+        </w:rPr>
+        <w:t>&gt; Titration scheduling is handled by nursing staff, which the practice finds workable.</w:t>
+      </w:r>
+    </w:p>
+    <w:p>
+      <w:r>
+        <w:rPr>
+          <w:sz w:val="21"/>
+        </w:rPr>
+        <w:t>&gt; Mostly small talk about the program and the venue.</w:t>
+      </w:r>
+    </w:p>
+    <w:p>
+      <w:r>
+        <w:rPr>
+          <w:sz w:val="21"/>
+        </w:rPr>
+        <w:t>&gt; Noted that benefit checks takes longer than the clinical decision and that this is not specific to any one product.</w:t>
       </w:r>
     </w:p>
     <w:p>
@@ -167,7 +287,15 @@
         <w:rPr>
           <w:sz w:val="21"/>
         </w:rPr>
-        <w:t>&gt; Spent some time on newly referred patients and how workup decisions get sequenced.</w:t>
+      </w:r>
+    </w:p>
+    <w:p>
+      <w:r>
+        <w:rPr>
+          <w:b/>
+          <w:sz w:val="21"/>
+        </w:rPr>
+        <w:t>Niamh Inverness, MD, Kestrel Comprehensive Epilepsy Clinic, Worcester, MA (RSM)</w:t>
       </w:r>
     </w:p>
     <w:p>
@@ -175,7 +303,31 @@
         <w:rPr>
           <w:sz w:val="21"/>
         </w:rPr>
-        <w:t>&gt; Titration scheduling is handled by nursing staff, which the practice finds workable.</w:t>
+        <w:t>&gt; Asked whether I had seen a guideline update discussed at journal club; I had not, and offered nothing in return.</w:t>
+      </w:r>
+    </w:p>
+    <w:p>
+      <w:r>
+        <w:rPr>
+          <w:sz w:val="21"/>
+        </w:rPr>
+        <w:t>&gt; Benefit checks varies by payer, which came up as a general frustration.</w:t>
+      </w:r>
+    </w:p>
+    <w:p>
+      <w:r>
+        <w:rPr>
+          <w:sz w:val="21"/>
+        </w:rPr>
+        <w:t>&gt; Formulary placement was the only product-adjacent topic, and only in general terms.</w:t>
+      </w:r>
+    </w:p>
+    <w:p>
+      <w:r>
+        <w:rPr>
+          <w:sz w:val="21"/>
+        </w:rPr>
+        <w:t>&gt; No specific request. Safety items asked about and confirmed none.</w:t>
       </w:r>
     </w:p>
     <w:p>
@@ -191,7 +343,7 @@
           <w:b/>
           <w:sz w:val="21"/>
         </w:rPr>
-        <w:t>Renata Cavanaugh, MD, Northbrook Neurology Institute, Albany, NY (RSM)</w:t>
+        <w:t>Nikolai Underhill, MD, Willowmere Neuroscience Center, Bakersfield, CA (RSM)</w:t>
       </w:r>
     </w:p>
     <w:p>
@@ -199,7 +351,7 @@
         <w:rPr>
           <w:sz w:val="21"/>
         </w:rPr>
-        <w:t>&gt; Noted that coverage paperwork is handled by one person here and that this is not specific to any one product.</w:t>
+        <w:t>&gt; Asked whether I had seen a case series someone forwarded; I had not, and offered nothing in return.</w:t>
       </w:r>
     </w:p>
     <w:p>
@@ -215,7 +367,7 @@
         <w:rPr>
           <w:sz w:val="21"/>
         </w:rPr>
-        <w:t>&gt; Asked about my travel schedule, since visits keep landing on the busiest clinic days.</w:t>
+        <w:t>&gt; The composition of newly referred patients has shifted over the last year or two.</w:t>
       </w:r>
     </w:p>
     <w:p>
@@ -223,7 +375,15 @@
         <w:rPr>
           <w:sz w:val="21"/>
         </w:rPr>
-        <w:t>&gt; Referenced a guideline update discussed at journal club in passing.</w:t>
+        <w:t>&gt; Onboarding a rotating resident is the current preoccupation here.</w:t>
+      </w:r>
+    </w:p>
+    <w:p>
+      <w:r>
+        <w:rPr>
+          <w:sz w:val="21"/>
+        </w:rPr>
+        <w:t>&gt; Most of the discussion was about the prior-authorization workflow, which is being piloted this quarter.</w:t>
       </w:r>
     </w:p>
     <w:p>
@@ -239,7 +399,7 @@
           <w:b/>
           <w:sz w:val="21"/>
         </w:rPr>
-        <w:t>Niamh Ostrander, MD, Bayview Health Neurology, Burlington, VT (RSM)</w:t>
+        <w:t>Quentin Kilbride, MD, Lakeshore Neurological Care Center, Spokane, WA (RSM)</w:t>
       </w:r>
     </w:p>
     <w:p>
@@ -247,7 +407,7 @@
         <w:rPr>
           <w:sz w:val="21"/>
         </w:rPr>
-        <w:t>&gt; Formulary questions is handled by one person here, which came up as a general frustration.</w:t>
+        <w:t>&gt; A full meeting outside the EEG suite, first one this quarter.</w:t>
       </w:r>
     </w:p>
     <w:p>
@@ -255,7 +415,7 @@
         <w:rPr>
           <w:sz w:val="21"/>
         </w:rPr>
-        <w:t>&gt; Left it at that, with the following quarter to be scheduled.</w:t>
+        <w:t>&gt; No specific request this time. Asked about safety and confirmed nothing to report.</w:t>
       </w:r>
     </w:p>
     <w:p>
@@ -263,79 +423,7 @@
         <w:rPr>
           <w:sz w:val="21"/>
         </w:rPr>
-        <w:t>&gt; Asked whether I had seen a case series someone forwarded; I had not, and offered nothing in return.</w:t>
-      </w:r>
-    </w:p>
-    <w:p>
-      <w:r>
-        <w:rPr>
-          <w:sz w:val="21"/>
-        </w:rPr>
-      </w:r>
-    </w:p>
-    <w:p>
-      <w:r>
-        <w:rPr>
-          <w:b/>
-          <w:sz w:val="21"/>
-        </w:rPr>
-        <w:t>Walter Brandt, MD, Flint Hills Neuroscience, Wichita, KS (AR)</w:t>
-      </w:r>
-    </w:p>
-    <w:p>
-      <w:r>
-        <w:rPr>
-          <w:sz w:val="21"/>
-        </w:rPr>
-        <w:t>&gt; A full visit in the conference room; the schedule was tight.</w:t>
-      </w:r>
-    </w:p>
-    <w:p>
-      <w:r>
-        <w:rPr>
-          <w:sz w:val="21"/>
-        </w:rPr>
-        <w:t>&gt; Talked through the older half of the panel in general terms, without any specific case.</w:t>
-      </w:r>
-    </w:p>
-    <w:p>
-      <w:r>
-        <w:rPr>
-          <w:sz w:val="21"/>
-        </w:rPr>
-        <w:t>&gt; No materials requested. Safety items asked about and confirmed none.</w:t>
-      </w:r>
-    </w:p>
-    <w:p>
-      <w:r>
-        <w:rPr>
-          <w:sz w:val="21"/>
-        </w:rPr>
-      </w:r>
-    </w:p>
-    <w:p>
-      <w:r>
-        <w:rPr>
-          <w:b/>
-          <w:sz w:val="21"/>
-        </w:rPr>
-        <w:t>Malika Fairweather, MD, Highmoor Health Neurology, Worcester, MA (RSM)</w:t>
-      </w:r>
-    </w:p>
-    <w:p>
-      <w:r>
-        <w:rPr>
-          <w:sz w:val="21"/>
-        </w:rPr>
-        <w:t>&gt; A half-hour visit outside the EEG suite; the schedule was tight.</w:t>
-      </w:r>
-    </w:p>
-    <w:p>
-      <w:r>
-        <w:rPr>
-          <w:sz w:val="21"/>
-        </w:rPr>
-        <w:t>&gt; The composition of the refractory group has shifted over the last year or two.</w:t>
+        <w:t>&gt; Spent some time on the surgical workup list and how workup decisions get sequenced.</w:t>
       </w:r>
     </w:p>
     <w:p>
@@ -359,7 +447,7 @@
           <w:b/>
           <w:sz w:val="21"/>
         </w:rPr>
-        <w:t>Bram Marchetti, MD, Palmetto Neurology Institute, Waco, TX (RSM)</w:t>
+        <w:t>Eloise Thackeray, MD, Alder Point Neurology Associates, Oakland, CA (RSM)</w:t>
       </w:r>
     </w:p>
     <w:p>
@@ -367,7 +455,7 @@
         <w:rPr>
           <w:sz w:val="21"/>
         </w:rPr>
-        <w:t>&gt; A compressed conversation at the nurses' station, mostly logistics.</w:t>
+        <w:t>&gt; This practice is still building familiarity with the product and had no clinical points to raise.</w:t>
       </w:r>
     </w:p>
     <w:p>
@@ -375,7 +463,7 @@
         <w:rPr>
           <w:sz w:val="21"/>
         </w:rPr>
-        <w:t>&gt; The prior-authorization workflow is still being sorted out, and that took up the first part of the conversation.</w:t>
+        <w:t>&gt; No materials requested this time. Asked about safety and confirmed nothing to report.</w:t>
       </w:r>
     </w:p>
     <w:p>
@@ -383,7 +471,15 @@
         <w:rPr>
           <w:sz w:val="21"/>
         </w:rPr>
-        <w:t>&gt; The appeals process is handled by one person here, which came up as a general frustration.</w:t>
+        <w:t>&gt; Benefit verification is the step that most often delays a start here.</w:t>
+      </w:r>
+    </w:p>
+    <w:p>
+      <w:r>
+        <w:rPr>
+          <w:sz w:val="21"/>
+        </w:rPr>
+        <w:t>&gt; Monitoring intervals during titration are set by clinic routine here rather than by protocol.</w:t>
       </w:r>
     </w:p>
     <w:p>
@@ -399,7 +495,7 @@
           <w:b/>
           <w:sz w:val="21"/>
         </w:rPr>
-        <w:t>Bastian Grierson, MD, Copperfield Neurology Institute, Trenton, NJ (RSM)</w:t>
+        <w:t>Rohan Harkness, MD, Riverstone Comprehensive Epilepsy Clinic, Grand Rapids, MI (RSM)</w:t>
       </w:r>
     </w:p>
     <w:p>
@@ -407,7 +503,7 @@
         <w:rPr>
           <w:sz w:val="21"/>
         </w:rPr>
-        <w:t>&gt; A compressed conversation between clinic blocks, mostly logistics.</w:t>
+        <w:t>&gt; Stopped by by the scheduling desk for a twenty-minute conversation.</w:t>
       </w:r>
     </w:p>
     <w:p>
@@ -415,7 +511,7 @@
         <w:rPr>
           <w:sz w:val="21"/>
         </w:rPr>
-        <w:t>&gt; Coverage paperwork is handled by one person here, which came up as a general frustration.</w:t>
+        <w:t>&gt; Most of the discussion was about the scheduling system, which is still being sorted out.</w:t>
       </w:r>
     </w:p>
     <w:p>
@@ -423,7 +519,7 @@
         <w:rPr>
           <w:sz w:val="21"/>
         </w:rPr>
-        <w:t>&gt; Described the practice as early in its experience here, with nothing to report yet.</w:t>
+        <w:t>&gt; Titration habits came up in general terms; no specifics were discussed and none were offered.</w:t>
       </w:r>
     </w:p>
     <w:p>
@@ -431,7 +527,7 @@
         <w:rPr>
           <w:sz w:val="21"/>
         </w:rPr>
-        <w:t>&gt; Onboarding the clinic pharmacist is the current preoccupation here.</w:t>
+        <w:t>&gt; Asked whether I would be at the meeting later this year.</w:t>
       </w:r>
     </w:p>
     <w:p>
@@ -447,7 +543,7 @@
           <w:b/>
           <w:sz w:val="21"/>
         </w:rPr>
-        <w:t>Arvind Wainwright, MD, Bayview Health Neurology, Jackson, MS (RSM)</w:t>
+        <w:t>Gemma Barrowman, MD, Ember Lake Medical Group, Santa Fe, NM (RSM)</w:t>
       </w:r>
     </w:p>
     <w:p>
@@ -455,7 +551,7 @@
         <w:rPr>
           <w:sz w:val="21"/>
         </w:rPr>
-        <w:t>&gt; The phone triage line has not settled, and that took up the first part of the conversation.</w:t>
+        <w:t>&gt; Compared notes on which sessions were worth the time.</w:t>
       </w:r>
     </w:p>
     <w:p>
@@ -463,7 +559,7 @@
         <w:rPr>
           <w:sz w:val="21"/>
         </w:rPr>
-        <w:t>&gt; Formulary questions varies by payer, which came up as a general frustration.</w:t>
+        <w:t>&gt; Clinic throughput looks better than last year since the summer, which shapes how much time there is for anything else.</w:t>
       </w:r>
     </w:p>
     <w:p>
@@ -471,7 +567,7 @@
         <w:rPr>
           <w:sz w:val="21"/>
         </w:rPr>
-        <w:t>&gt; Described the practice as early in its experience here, with nothing to report yet.</w:t>
+        <w:t>&gt; Titration scheduling is handled by nursing staff, which the practice finds workable.</w:t>
       </w:r>
     </w:p>
     <w:p>
@@ -479,7 +575,7 @@
         <w:rPr>
           <w:sz w:val="21"/>
         </w:rPr>
-        <w:t>&gt; Referral patterns into this clinic have changed, and the older half of the panel is a bigger share than it was.</w:t>
+        <w:t>&gt; Closed there — nothing actionable this visit.</w:t>
       </w:r>
     </w:p>
     <w:p>
@@ -495,7 +591,7 @@
           <w:b/>
           <w:sz w:val="21"/>
         </w:rPr>
-        <w:t>Rosalind Kettleborn, MD, Ember Lake Medical Group, Providence, RI (RSM)</w:t>
+        <w:t>Hadley Wycliffe, MD, Northbrook Neurology Institute, Peoria, IL (RSM)</w:t>
       </w:r>
     </w:p>
     <w:p>
@@ -503,7 +599,7 @@
         <w:rPr>
           <w:sz w:val="21"/>
         </w:rPr>
-        <w:t>&gt; Mostly small talk about the program and the venue.</w:t>
+        <w:t>&gt; Stopped by over a quick coffee for an unhurried conversation.</w:t>
       </w:r>
     </w:p>
     <w:p>
@@ -511,7 +607,7 @@
         <w:rPr>
           <w:sz w:val="21"/>
         </w:rPr>
-        <w:t>&gt; Onboarding one of the nurse practitioners is the current preoccupation here.</w:t>
+        <w:t>&gt; No product discussion. Safety items asked about and confirmed none.</w:t>
       </w:r>
     </w:p>
     <w:p>
@@ -519,47 +615,7 @@
         <w:rPr>
           <w:sz w:val="21"/>
         </w:rPr>
-        <w:t>&gt; Talked through the refractory group in general terms, without any specific case.</w:t>
-      </w:r>
-    </w:p>
-    <w:p>
-      <w:r>
-        <w:rPr>
-          <w:sz w:val="21"/>
-        </w:rPr>
-      </w:r>
-    </w:p>
-    <w:p>
-      <w:r>
-        <w:rPr>
-          <w:b/>
-          <w:sz w:val="21"/>
-        </w:rPr>
-        <w:t>Pallavi Wainwright, MD, Bluestem Comprehensive Epilepsy Clinic, Savannah, GA (RSM)</w:t>
-      </w:r>
-    </w:p>
-    <w:p>
-      <w:r>
-        <w:rPr>
-          <w:sz w:val="21"/>
-        </w:rPr>
-        <w:t>&gt; Caught a half-hour window by the scheduling desk between patients.</w:t>
-      </w:r>
-    </w:p>
-    <w:p>
-      <w:r>
-        <w:rPr>
-          <w:sz w:val="21"/>
-        </w:rPr>
-        <w:t>&gt; Described the practice as early in its experience here, with nothing to report yet.</w:t>
-      </w:r>
-    </w:p>
-    <w:p>
-      <w:r>
-        <w:rPr>
-          <w:sz w:val="21"/>
-        </w:rPr>
-        <w:t>&gt; The practice lost a front-desk coordinator and has not backfilled, so the referral queue is slowly recovering.</w:t>
+        <w:t>&gt; Asked about my travel schedule, since visits keep landing on the busiest clinic days.</w:t>
       </w:r>
     </w:p>
     <w:p>
